--- a/СА, практические работы/СА, п.р., вопросы/Системный анализ, п.р. 4, вопросы.docx
+++ b/СА, практические работы/СА, п.р., вопросы/Системный анализ, п.р. 4, вопросы.docx
@@ -359,7 +359,15 @@
         </w:numPr>
       </w:pPr>
       <w:r>
-        <w:t>надсистема (суперсистема, метасистема) – система более высокого уровня, частью которой является рассматриваемая система.</w:t>
+        <w:t xml:space="preserve">надсистема (суперсистема, </w:t>
+      </w:r>
+      <w:proofErr w:type="spellStart"/>
+      <w:r>
+        <w:t>метасистема</w:t>
+      </w:r>
+      <w:proofErr w:type="spellEnd"/>
+      <w:r>
+        <w:t>) – система более высокого уровня, частью которой является рассматриваемая система.</w:t>
       </w:r>
     </w:p>
     <w:p/>
@@ -385,7 +393,15 @@
     </w:p>
     <w:p>
       <w:r>
-        <w:t>Внешняя среда – множество действующих вне системы внешних элементов (объектов, процессов) любой физической природы, оказывающих существенное, но нецеленаправленное воздействие (неуправляющее влияние) на систему либо находящихся под таким влиянием системы.</w:t>
+        <w:t>Внешняя среда – множество действующих вне системы внешних элементов (объектов, процессов) любой физической природы, оказывающих существенное, но нецеленаправленное воздействие (</w:t>
+      </w:r>
+      <w:proofErr w:type="spellStart"/>
+      <w:r>
+        <w:t>неуправляющее</w:t>
+      </w:r>
+      <w:proofErr w:type="spellEnd"/>
+      <w:r>
+        <w:t xml:space="preserve"> влияние) на систему либо находящихся под таким влиянием системы.</w:t>
       </w:r>
     </w:p>
     <w:p/>
@@ -783,7 +799,13 @@
         </w:numPr>
       </w:pPr>
       <w:r>
-        <w:t xml:space="preserve">закрытые (изолированные) – системы, любой элемент которой имеет связи только с элементами самой системы. </w:t>
+        <w:t>закрытые (изолированные) – системы, любой элемент котор</w:t>
+      </w:r>
+      <w:r>
+        <w:t>ых</w:t>
+      </w:r>
+      <w:r>
+        <w:t xml:space="preserve"> имеет связи только с элементами самой системы. </w:t>
       </w:r>
       <w:r>
         <w:rPr>

--- a/СА, практические работы/СА, п.р., вопросы/Системный анализ, п.р. 4, вопросы.docx
+++ b/СА, практические работы/СА, п.р., вопросы/Системный анализ, п.р. 4, вопросы.docx
@@ -28,7 +28,7 @@
         <w:t xml:space="preserve"> </w:t>
       </w:r>
       <w:r>
-        <w:t>3</w:t>
+        <w:t>4</w:t>
       </w:r>
       <w:r>
         <w:t xml:space="preserve"> </w:t>
@@ -273,34 +273,484 @@
       </w:r>
     </w:p>
     <w:p>
-      <w:r>
-        <w:t>Закон системности (закон иерархического строения мира) – любая система является:</w:t>
-      </w:r>
-    </w:p>
-    <w:p>
-      <w:pPr>
-        <w:pStyle w:val="aa"/>
-        <w:numPr>
-          <w:ilvl w:val="0"/>
-          <w:numId w:val="13"/>
-        </w:numPr>
-      </w:pPr>
-      <w:r>
-        <w:t>с одной стороны: системой среди себе подобных, то есть состоит из множества частей (</w:t>
-      </w:r>
-      <w:r>
-        <w:t>подсистем, элементов</w:t>
+      <w:pPr>
+        <w:rPr>
+          <w:i/>
+        </w:rPr>
+      </w:pPr>
+      <w:r>
+        <w:t>Конкретная система: каждые элемент и связь системы можно описать параметрически (параметр – числовая или лингвистическая характеристика элемента или связи</w:t>
+      </w:r>
+      <w:r>
+        <w:t xml:space="preserve">; </w:t>
+      </w:r>
+      <w:r>
+        <w:t>на</w:t>
+      </w:r>
+      <w:r>
+        <w:t>пример: цех – элемент, производительность – параметр). Конкретная система получается путем параметрического описания элементов и связей абстрактной системы, то есть</w:t>
+      </w:r>
+      <w:r>
+        <w:t xml:space="preserve"> это</w:t>
+      </w:r>
+      <w:r>
+        <w:t xml:space="preserve"> ее параметризированная структура: </w:t>
+      </w:r>
+      <m:oMath>
+        <m:sSub>
+          <m:sSubPr>
+            <m:ctrlPr>
+              <w:rPr>
+                <w:rFonts w:ascii="Cambria Math" w:hAnsi="Cambria Math"/>
+                <w:i/>
+              </w:rPr>
+            </m:ctrlPr>
+          </m:sSubPr>
+          <m:e>
+            <m:r>
+              <w:rPr>
+                <w:rFonts w:ascii="Cambria Math" w:hAnsi="Cambria Math"/>
+              </w:rPr>
+              <m:t>S</m:t>
+            </m:r>
+          </m:e>
+          <m:sub>
+            <m:r>
+              <w:rPr>
+                <w:rFonts w:ascii="Cambria Math" w:hAnsi="Cambria Math"/>
+              </w:rPr>
+              <m:t>конк</m:t>
+            </m:r>
+          </m:sub>
+        </m:sSub>
+        <m:r>
+          <w:rPr>
+            <w:rFonts w:ascii="Cambria Math" w:hAnsi="Cambria Math"/>
+          </w:rPr>
+          <m:t>=</m:t>
+        </m:r>
+        <m:r>
+          <w:rPr>
+            <w:rFonts w:ascii="Cambria Math" w:hAnsi="Cambria Math"/>
+            <w:lang w:val="en-US"/>
+          </w:rPr>
+          <m:t>Str</m:t>
+        </m:r>
+        <m:sSub>
+          <m:sSubPr>
+            <m:ctrlPr>
+              <w:rPr>
+                <w:rFonts w:ascii="Cambria Math" w:hAnsi="Cambria Math"/>
+                <w:i/>
+                <w:lang w:val="en-US"/>
+              </w:rPr>
+            </m:ctrlPr>
+          </m:sSubPr>
+          <m:e>
+            <m:r>
+              <w:rPr>
+                <w:rFonts w:ascii="Cambria Math" w:hAnsi="Cambria Math"/>
+                <w:lang w:val="en-US"/>
+              </w:rPr>
+              <m:t>S</m:t>
+            </m:r>
+          </m:e>
+          <m:sub>
+            <m:r>
+              <w:rPr>
+                <w:rFonts w:ascii="Cambria Math" w:hAnsi="Cambria Math"/>
+                <w:lang w:val="en-US"/>
+              </w:rPr>
+              <m:t>par</m:t>
+            </m:r>
+          </m:sub>
+        </m:sSub>
+        <m:r>
+          <w:rPr>
+            <w:rFonts w:ascii="Cambria Math" w:hAnsi="Cambria Math"/>
+          </w:rPr>
+          <m:t>=</m:t>
+        </m:r>
+        <m:d>
+          <m:dPr>
+            <m:begChr m:val="{"/>
+            <m:endChr m:val="}"/>
+            <m:ctrlPr>
+              <w:rPr>
+                <w:rFonts w:ascii="Cambria Math" w:hAnsi="Cambria Math"/>
+                <w:i/>
+              </w:rPr>
+            </m:ctrlPr>
+          </m:dPr>
+          <m:e>
+            <m:d>
+              <m:dPr>
+                <m:begChr m:val="{"/>
+                <m:endChr m:val="}"/>
+                <m:ctrlPr>
+                  <w:rPr>
+                    <w:rFonts w:ascii="Cambria Math" w:hAnsi="Cambria Math"/>
+                    <w:i/>
+                    <w:lang w:val="en-US"/>
+                  </w:rPr>
+                </m:ctrlPr>
+              </m:dPr>
+              <m:e>
+                <m:sSub>
+                  <m:sSubPr>
+                    <m:ctrlPr>
+                      <w:rPr>
+                        <w:rFonts w:ascii="Cambria Math" w:hAnsi="Cambria Math"/>
+                        <w:lang w:val="en-US"/>
+                      </w:rPr>
+                    </m:ctrlPr>
+                  </m:sSubPr>
+                  <m:e>
+                    <m:r>
+                      <m:rPr>
+                        <m:sty m:val="p"/>
+                      </m:rPr>
+                      <w:rPr>
+                        <w:rFonts w:ascii="Cambria Math" w:hAnsi="Cambria Math"/>
+                        <w:lang w:val="en-US"/>
+                      </w:rPr>
+                      <m:t>Φ</m:t>
+                    </m:r>
+                  </m:e>
+                  <m:sub>
+                    <m:r>
+                      <m:rPr>
+                        <m:sty m:val="p"/>
+                      </m:rPr>
+                      <w:rPr>
+                        <w:rFonts w:ascii="Cambria Math" w:hAnsi="Cambria Math"/>
+                        <w:lang w:val="en-US"/>
+                      </w:rPr>
+                      <m:t>par</m:t>
+                    </m:r>
+                  </m:sub>
+                </m:sSub>
+                <m:r>
+                  <w:rPr>
+                    <w:rFonts w:ascii="Cambria Math" w:hAnsi="Cambria Math"/>
+                  </w:rPr>
+                  <m:t>,</m:t>
+                </m:r>
+                <m:sSub>
+                  <m:sSubPr>
+                    <m:ctrlPr>
+                      <w:rPr>
+                        <w:rFonts w:ascii="Cambria Math" w:hAnsi="Cambria Math"/>
+                        <w:i/>
+                        <w:lang w:val="en-US"/>
+                      </w:rPr>
+                    </m:ctrlPr>
+                  </m:sSubPr>
+                  <m:e>
+                    <m:r>
+                      <w:rPr>
+                        <w:rFonts w:ascii="Cambria Math" w:hAnsi="Cambria Math"/>
+                        <w:lang w:val="en-US"/>
+                      </w:rPr>
+                      <m:t>H</m:t>
+                    </m:r>
+                    <m:ctrlPr>
+                      <w:rPr>
+                        <w:rFonts w:ascii="Cambria Math" w:hAnsi="Cambria Math"/>
+                        <w:i/>
+                      </w:rPr>
+                    </m:ctrlPr>
+                  </m:e>
+                  <m:sub>
+                    <m:r>
+                      <w:rPr>
+                        <w:rFonts w:ascii="Cambria Math" w:hAnsi="Cambria Math"/>
+                        <w:lang w:val="en-US"/>
+                      </w:rPr>
+                      <m:t>par</m:t>
+                    </m:r>
+                  </m:sub>
+                </m:sSub>
+                <m:r>
+                  <w:rPr>
+                    <w:rFonts w:ascii="Cambria Math" w:hAnsi="Cambria Math"/>
+                  </w:rPr>
+                  <m:t>,</m:t>
+                </m:r>
+                <m:sSub>
+                  <m:sSubPr>
+                    <m:ctrlPr>
+                      <w:rPr>
+                        <w:rFonts w:ascii="Cambria Math" w:hAnsi="Cambria Math"/>
+                        <w:i/>
+                        <w:lang w:val="en-US"/>
+                      </w:rPr>
+                    </m:ctrlPr>
+                  </m:sSubPr>
+                  <m:e>
+                    <m:r>
+                      <w:rPr>
+                        <w:rFonts w:ascii="Cambria Math" w:hAnsi="Cambria Math"/>
+                        <w:lang w:val="en-US"/>
+                      </w:rPr>
+                      <m:t>Z</m:t>
+                    </m:r>
+                    <m:ctrlPr>
+                      <w:rPr>
+                        <w:rFonts w:ascii="Cambria Math" w:hAnsi="Cambria Math"/>
+                        <w:i/>
+                      </w:rPr>
+                    </m:ctrlPr>
+                  </m:e>
+                  <m:sub>
+                    <m:r>
+                      <w:rPr>
+                        <w:rFonts w:ascii="Cambria Math" w:hAnsi="Cambria Math"/>
+                        <w:lang w:val="en-US"/>
+                      </w:rPr>
+                      <m:t>par</m:t>
+                    </m:r>
+                  </m:sub>
+                </m:sSub>
+              </m:e>
+            </m:d>
+            <m:r>
+              <w:rPr>
+                <w:rFonts w:ascii="Cambria Math" w:hAnsi="Cambria Math"/>
+              </w:rPr>
+              <m:t>,</m:t>
+            </m:r>
+            <m:sSub>
+              <m:sSubPr>
+                <m:ctrlPr>
+                  <w:rPr>
+                    <w:rFonts w:ascii="Cambria Math" w:eastAsiaTheme="minorEastAsia" w:hAnsi="Cambria Math"/>
+                    <w:i/>
+                  </w:rPr>
+                </m:ctrlPr>
+              </m:sSubPr>
+              <m:e>
+                <m:r>
+                  <w:rPr>
+                    <w:rFonts w:ascii="Cambria Math" w:eastAsiaTheme="minorEastAsia" w:hAnsi="Cambria Math"/>
+                  </w:rPr>
+                  <m:t>d</m:t>
+                </m:r>
+              </m:e>
+              <m:sub>
+                <m:r>
+                  <w:rPr>
+                    <w:rFonts w:ascii="Cambria Math" w:eastAsiaTheme="minorEastAsia" w:hAnsi="Cambria Math"/>
+                  </w:rPr>
+                  <m:t>m</m:t>
+                </m:r>
+              </m:sub>
+            </m:sSub>
+            <m:r>
+              <w:rPr>
+                <w:rFonts w:ascii="Cambria Math" w:eastAsiaTheme="minorEastAsia" w:hAnsi="Cambria Math"/>
+              </w:rPr>
+              <m:t>|</m:t>
+            </m:r>
+            <m:sSub>
+              <m:sSubPr>
+                <m:ctrlPr>
+                  <w:rPr>
+                    <w:rFonts w:ascii="Cambria Math" w:eastAsiaTheme="minorEastAsia" w:hAnsi="Cambria Math"/>
+                    <w:i/>
+                    <w:lang w:val="en-US"/>
+                  </w:rPr>
+                </m:ctrlPr>
+              </m:sSubPr>
+              <m:e>
+                <m:r>
+                  <w:rPr>
+                    <w:rFonts w:ascii="Cambria Math" w:eastAsiaTheme="minorEastAsia" w:hAnsi="Cambria Math"/>
+                    <w:lang w:val="en-US"/>
+                  </w:rPr>
+                  <m:t>d</m:t>
+                </m:r>
+                <m:ctrlPr>
+                  <w:rPr>
+                    <w:rFonts w:ascii="Cambria Math" w:eastAsiaTheme="minorEastAsia" w:hAnsi="Cambria Math"/>
+                    <w:i/>
+                  </w:rPr>
+                </m:ctrlPr>
+              </m:e>
+              <m:sub>
+                <m:r>
+                  <w:rPr>
+                    <w:rFonts w:ascii="Cambria Math" w:eastAsiaTheme="minorEastAsia" w:hAnsi="Cambria Math"/>
+                    <w:lang w:val="en-US"/>
+                  </w:rPr>
+                  <m:t>m</m:t>
+                </m:r>
+              </m:sub>
+            </m:sSub>
+            <m:r>
+              <w:rPr>
+                <w:rFonts w:ascii="Cambria Math" w:eastAsiaTheme="minorEastAsia" w:hAnsi="Cambria Math"/>
+              </w:rPr>
+              <m:t>∈D⊂</m:t>
+            </m:r>
+            <m:r>
+              <w:rPr>
+                <w:rFonts w:ascii="Cambria Math" w:eastAsiaTheme="minorEastAsia" w:hAnsi="Cambria Math"/>
+                <w:lang w:val="en-US"/>
+              </w:rPr>
+              <m:t>Z</m:t>
+            </m:r>
+          </m:e>
+        </m:d>
+      </m:oMath>
+      <w:r>
+        <w:rPr>
+          <w:rFonts w:eastAsiaTheme="minorEastAsia"/>
+        </w:rPr>
+        <w:t>.</w:t>
+      </w:r>
+    </w:p>
+    <w:p/>
+    <w:p>
+      <w:pPr>
+        <w:pStyle w:val="aa"/>
+        <w:numPr>
+          <w:ilvl w:val="0"/>
+          <w:numId w:val="5"/>
+        </w:numPr>
+        <w:rPr>
+          <w:b/>
+          <w:bCs/>
+        </w:rPr>
+      </w:pPr>
+      <w:r>
+        <w:rPr>
+          <w:b/>
+          <w:bCs/>
+        </w:rPr>
+        <w:t>Понятие внешней среды</w:t>
+      </w:r>
+    </w:p>
+    <w:p>
+      <w:r>
+        <w:t>Внешняя среда – множество действующих вне системы внешних элементов (объектов, процессов) любой физической природы, оказывающих существенное, но нецеленаправленное воздействие (</w:t>
+      </w:r>
+      <w:proofErr w:type="spellStart"/>
+      <w:r>
+        <w:t>неуправляющее</w:t>
+      </w:r>
+      <w:proofErr w:type="spellEnd"/>
+      <w:r>
+        <w:t xml:space="preserve"> влияние) на систему либо находящихся под таким влиянием системы.</w:t>
+      </w:r>
+    </w:p>
+    <w:p/>
+    <w:p>
+      <w:pPr>
+        <w:pStyle w:val="aa"/>
+        <w:numPr>
+          <w:ilvl w:val="0"/>
+          <w:numId w:val="5"/>
+        </w:numPr>
+        <w:rPr>
+          <w:b/>
+          <w:bCs/>
+        </w:rPr>
+      </w:pPr>
+      <w:r>
+        <w:rPr>
+          <w:b/>
+          <w:bCs/>
+        </w:rPr>
+        <w:t>Понятие управления</w:t>
+      </w:r>
+    </w:p>
+    <w:p>
+      <w:r>
+        <w:t>Управление</w:t>
+      </w:r>
+      <w:r>
+        <w:t xml:space="preserve"> – ц</w:t>
+      </w:r>
+      <w:r>
+        <w:t>еленаправленное воздействие на объект (процесс)</w:t>
+      </w:r>
+      <w:r>
+        <w:t xml:space="preserve">; </w:t>
+      </w:r>
+      <w:r>
+        <w:t xml:space="preserve">это такая организация взаимодействия элементов в системе на основе имеющейся информации, которая направлена на достижение определенной цели. </w:t>
+      </w:r>
+    </w:p>
+    <w:p/>
+    <w:p>
+      <w:pPr>
+        <w:pStyle w:val="aa"/>
+        <w:numPr>
+          <w:ilvl w:val="0"/>
+          <w:numId w:val="5"/>
+        </w:numPr>
+        <w:rPr>
+          <w:b/>
+          <w:bCs/>
+        </w:rPr>
+      </w:pPr>
+      <w:r>
+        <w:rPr>
+          <w:b/>
+          <w:bCs/>
+        </w:rPr>
+        <w:t>Признаки принадлежности элементов к системе</w:t>
+      </w:r>
+    </w:p>
+    <w:p>
+      <w:r>
+        <w:t>Выделяют три признака принадлежности элементов к системе:</w:t>
+      </w:r>
+    </w:p>
+    <w:p>
+      <w:pPr>
+        <w:pStyle w:val="aa"/>
+        <w:numPr>
+          <w:ilvl w:val="0"/>
+          <w:numId w:val="24"/>
+        </w:numPr>
+      </w:pPr>
+      <w:r>
+        <w:t>формальные</w:t>
+      </w:r>
+      <w:r>
+        <w:rPr>
+          <w:lang w:val="en-US"/>
+        </w:rPr>
+        <w:t>;</w:t>
+      </w:r>
+    </w:p>
+    <w:p>
+      <w:pPr>
+        <w:pStyle w:val="aa"/>
+        <w:numPr>
+          <w:ilvl w:val="0"/>
+          <w:numId w:val="24"/>
+        </w:numPr>
+      </w:pPr>
+      <w:r>
+        <w:t>более сильные связи</w:t>
+      </w:r>
+      <w:r>
+        <w:t xml:space="preserve"> (</w:t>
+      </w:r>
+      <w:r>
+        <w:rPr>
+          <w:i/>
+          <w:iCs/>
+        </w:rPr>
+        <w:t>для определения существенности связи необходимо смоделировать ситуацию, когда связь исключена, и оценить насколько ухудшилось / улучшилось состояние системы</w:t>
       </w:r>
       <w:r>
         <w:t>)</w:t>
       </w:r>
       <w:r>
-        <w:t>,</w:t>
-      </w:r>
-      <w:r>
-        <w:t xml:space="preserve"> взаимосвязанных друг с другом</w:t>
-      </w:r>
-      <w:r>
         <w:t>;</w:t>
       </w:r>
     </w:p>
@@ -309,18 +759,264 @@
         <w:pStyle w:val="aa"/>
         <w:numPr>
           <w:ilvl w:val="0"/>
-          <w:numId w:val="13"/>
-        </w:numPr>
-      </w:pPr>
-      <w:r>
-        <w:t>с другой стороны: подсистемой другой более сложной системы.</w:t>
-      </w:r>
-    </w:p>
-    <w:p>
-      <w:pPr>
-        <w:pStyle w:val="aa"/>
+          <w:numId w:val="24"/>
+        </w:numPr>
+        <w:rPr>
+          <w:lang w:val="en-US"/>
+        </w:rPr>
+      </w:pPr>
+      <w:r>
+        <w:t>подчиненность цели системы.</w:t>
+      </w:r>
+    </w:p>
+    <w:p/>
+    <w:p>
+      <w:pPr>
+        <w:pStyle w:val="aa"/>
+        <w:numPr>
+          <w:ilvl w:val="0"/>
+          <w:numId w:val="5"/>
+        </w:numPr>
+        <w:rPr>
+          <w:b/>
+          <w:bCs/>
+          <w:iCs/>
+        </w:rPr>
+      </w:pPr>
+      <w:r>
+        <w:rPr>
+          <w:b/>
+          <w:bCs/>
+          <w:iCs/>
+        </w:rPr>
+        <w:t>Правила проведения верхней границы системы</w:t>
+      </w:r>
+    </w:p>
+    <w:p>
+      <w:pPr>
+        <w:tabs>
+          <w:tab w:val="left" w:pos="3135"/>
+        </w:tabs>
         <w:ind w:left="709" w:firstLine="0"/>
       </w:pPr>
+      <w:r>
+        <w:t>Определение верхней границы системы: вне находятся следующие группы факторов:</w:t>
+      </w:r>
+    </w:p>
+    <w:p>
+      <w:pPr>
+        <w:pStyle w:val="aa"/>
+        <w:numPr>
+          <w:ilvl w:val="0"/>
+          <w:numId w:val="20"/>
+        </w:numPr>
+      </w:pPr>
+      <w:r>
+        <w:t>сильные связи (внешняя среда)</w:t>
+      </w:r>
+      <w:r>
+        <w:rPr>
+          <w:lang w:val="en-US"/>
+        </w:rPr>
+        <w:t>;</w:t>
+      </w:r>
+    </w:p>
+    <w:p>
+      <w:pPr>
+        <w:pStyle w:val="aa"/>
+        <w:numPr>
+          <w:ilvl w:val="0"/>
+          <w:numId w:val="20"/>
+        </w:numPr>
+      </w:pPr>
+      <w:r>
+        <w:t>умеренно-интенсивные связи (внешняя среда)</w:t>
+      </w:r>
+      <w:r>
+        <w:t>;</w:t>
+      </w:r>
+    </w:p>
+    <w:p>
+      <w:pPr>
+        <w:pStyle w:val="aa"/>
+        <w:numPr>
+          <w:ilvl w:val="0"/>
+          <w:numId w:val="20"/>
+        </w:numPr>
+      </w:pPr>
+      <w:r>
+        <w:t>слабые связи</w:t>
+      </w:r>
+      <w:r>
+        <w:rPr>
+          <w:lang w:val="en-US"/>
+        </w:rPr>
+        <w:t>;</w:t>
+      </w:r>
+    </w:p>
+    <w:p>
+      <w:pPr>
+        <w:pStyle w:val="aa"/>
+        <w:numPr>
+          <w:ilvl w:val="0"/>
+          <w:numId w:val="20"/>
+        </w:numPr>
+      </w:pPr>
+      <w:r>
+        <w:t>отсутствие связи</w:t>
+      </w:r>
+      <w:r>
+        <w:rPr>
+          <w:lang w:val="en-US"/>
+        </w:rPr>
+        <w:t>;</w:t>
+      </w:r>
+    </w:p>
+    <w:p>
+      <w:pPr>
+        <w:pStyle w:val="aa"/>
+        <w:numPr>
+          <w:ilvl w:val="0"/>
+          <w:numId w:val="20"/>
+        </w:numPr>
+      </w:pPr>
+      <w:r>
+        <w:t>управляющее воздействие.</w:t>
+      </w:r>
+    </w:p>
+    <w:p>
+      <w:r>
+        <w:lastRenderedPageBreak/>
+        <w:t>Примечание: под внешней средой понимают факторы, которым можно противодействовать (при негативном влиянии) или которые можно использовать (при позитивном влиянии). Среди элементов надсистемы есть особый элемент – управляющий, который оказывает особое влияние – управляющее</w:t>
+      </w:r>
+      <w:r>
+        <w:t>;</w:t>
+      </w:r>
+      <w:r>
+        <w:t xml:space="preserve"> ему нельзя противостоять, его необходимо исполнять.</w:t>
+      </w:r>
+    </w:p>
+    <w:p>
+      <w:r>
+        <w:t>Проблем</w:t>
+      </w:r>
+      <w:r>
+        <w:t>ы</w:t>
+      </w:r>
+      <w:r>
+        <w:t xml:space="preserve"> проведения верхней границы:</w:t>
+      </w:r>
+    </w:p>
+    <w:p>
+      <w:pPr>
+        <w:pStyle w:val="aa"/>
+        <w:numPr>
+          <w:ilvl w:val="0"/>
+          <w:numId w:val="27"/>
+        </w:numPr>
+      </w:pPr>
+      <w:r>
+        <w:t>слишком узкое определение верхней границы системы (</w:t>
+      </w:r>
+      <w:r>
+        <w:rPr>
+          <w:i/>
+          <w:iCs/>
+        </w:rPr>
+        <w:t>обеспечить расширение границы путем включения надсистем более высокого уровня с целью обеспечения вхождения в границы системы такого уровня, который способен решить системную проблему / синтезировать решение системной проблемы</w:t>
+      </w:r>
+      <w:r>
+        <w:t>)</w:t>
+      </w:r>
+      <w:r>
+        <w:t>;</w:t>
+      </w:r>
+    </w:p>
+    <w:p>
+      <w:pPr>
+        <w:pStyle w:val="aa"/>
+        <w:numPr>
+          <w:ilvl w:val="0"/>
+          <w:numId w:val="27"/>
+        </w:numPr>
+      </w:pPr>
+      <w:r>
+        <w:t xml:space="preserve">слишком широкое определение верхней границы системы </w:t>
+      </w:r>
+      <w:r>
+        <w:t>(</w:t>
+      </w:r>
+      <w:r>
+        <w:rPr>
+          <w:i/>
+          <w:iCs/>
+        </w:rPr>
+        <w:t>сузить верхнюю границу системы, последовательно понижая ее до такого уровня, чтобы элемент, способный решить эту проблему, стал корнем дерева</w:t>
+      </w:r>
+      <w:r>
+        <w:t>).</w:t>
+      </w:r>
+    </w:p>
+    <w:p>
+      <w:pPr>
+        <w:tabs>
+          <w:tab w:val="left" w:pos="3135"/>
+        </w:tabs>
+        <w:ind w:left="709" w:firstLine="0"/>
+      </w:pPr>
+    </w:p>
+    <w:p>
+      <w:pPr>
+        <w:pStyle w:val="aa"/>
+        <w:numPr>
+          <w:ilvl w:val="0"/>
+          <w:numId w:val="5"/>
+        </w:numPr>
+        <w:rPr>
+          <w:b/>
+          <w:bCs/>
+          <w:iCs/>
+        </w:rPr>
+      </w:pPr>
+      <w:r>
+        <w:rPr>
+          <w:b/>
+          <w:bCs/>
+          <w:iCs/>
+        </w:rPr>
+        <w:t>Открытая и закрытая систем</w:t>
+      </w:r>
+      <w:r>
+        <w:rPr>
+          <w:b/>
+          <w:bCs/>
+          <w:iCs/>
+        </w:rPr>
+        <w:t>ы</w:t>
+      </w:r>
+    </w:p>
+    <w:p>
+      <w:r>
+        <w:t>По степени связи с внешней средой различают следующие системы:</w:t>
+      </w:r>
+    </w:p>
+    <w:p>
+      <w:pPr>
+        <w:pStyle w:val="aa"/>
+        <w:numPr>
+          <w:ilvl w:val="0"/>
+          <w:numId w:val="12"/>
+        </w:numPr>
+      </w:pPr>
+      <w:r>
+        <w:t>закрытые (изолированные) – системы, любой элемент котор</w:t>
+      </w:r>
+      <w:r>
+        <w:t>ых</w:t>
+      </w:r>
+      <w:r>
+        <w:t xml:space="preserve"> имеет связи только с элементами самой системы. </w:t>
+      </w:r>
       <w:r>
         <w:rPr>
           <w:b/>
@@ -332,19 +1028,28 @@
         <w:t>Дополнение</w:t>
       </w:r>
       <w:r>
-        <w:t>:</w:t>
-      </w:r>
-    </w:p>
-    <w:p>
-      <w:pPr>
-        <w:pStyle w:val="aa"/>
-        <w:numPr>
-          <w:ilvl w:val="0"/>
-          <w:numId w:val="15"/>
-        </w:numPr>
-      </w:pPr>
-      <w:r>
-        <w:t>подсистема – часть системы, которая в свою очередь тоже состоит из более мелких частей</w:t>
+        <w:t>: в</w:t>
+      </w:r>
+      <w:r>
+        <w:t xml:space="preserve"> таком понимании закрытая система рассматривается изолированно от внешней среды и связей с ней не имеет, а ее элементы взаимодействуют только друг с другом внутри системы. Хотя это и есть сильная идеализация (абстрагирование) и в реальности изолированных от внешней среды функционирующих систем не существует, такой подход к изучению систем полезен для выявления ее работоспособности и потенциальных возможностей, например, в лабораторных условиях</w:t>
+      </w:r>
+      <w:r>
+        <w:t xml:space="preserve"> или</w:t>
+      </w:r>
+      <w:r>
+        <w:t xml:space="preserve"> в условиях стенда;</w:t>
+      </w:r>
+    </w:p>
+    <w:p>
+      <w:pPr>
+        <w:pStyle w:val="aa"/>
+        <w:numPr>
+          <w:ilvl w:val="0"/>
+          <w:numId w:val="12"/>
+        </w:numPr>
+      </w:pPr>
+      <w:r>
+        <w:t>открытые – системы, у которых хотя бы один элемент имеет двустороннюю связь с внешней средой</w:t>
       </w:r>
       <w:r>
         <w:t>;</w:t>
@@ -355,19 +1060,17 @@
         <w:pStyle w:val="aa"/>
         <w:numPr>
           <w:ilvl w:val="0"/>
-          <w:numId w:val="15"/>
-        </w:numPr>
-      </w:pPr>
-      <w:r>
-        <w:t xml:space="preserve">надсистема (суперсистема, </w:t>
-      </w:r>
-      <w:proofErr w:type="spellStart"/>
-      <w:r>
-        <w:t>метасистема</w:t>
-      </w:r>
-      <w:proofErr w:type="spellEnd"/>
-      <w:r>
-        <w:t>) – система более высокого уровня, частью которой является рассматриваемая система.</w:t>
+          <w:numId w:val="12"/>
+        </w:numPr>
+      </w:pPr>
+      <w:r>
+        <w:t>полуоткрытые</w:t>
+      </w:r>
+      <w:r>
+        <w:t xml:space="preserve"> (односторонне открытые)</w:t>
+      </w:r>
+      <w:r>
+        <w:t xml:space="preserve"> – системы, у которых существует односторонняя связь с внешней средой.</w:t>
       </w:r>
     </w:p>
     <w:p/>
@@ -384,462 +1087,203 @@
         </w:rPr>
       </w:pPr>
       <w:r>
-        <w:rPr>
-          <w:b/>
-          <w:bCs/>
-        </w:rPr>
-        <w:t>Понятие внешней среды</w:t>
-      </w:r>
-    </w:p>
-    <w:p>
-      <w:r>
-        <w:t>Внешняя среда – множество действующих вне системы внешних элементов (объектов, процессов) любой физической природы, оказывающих существенное, но нецеленаправленное воздействие (</w:t>
-      </w:r>
-      <w:proofErr w:type="spellStart"/>
-      <w:r>
-        <w:t>неуправляющее</w:t>
-      </w:r>
-      <w:proofErr w:type="spellEnd"/>
-      <w:r>
-        <w:t xml:space="preserve"> влияние) на систему либо находящихся под таким влиянием системы.</w:t>
-      </w:r>
-    </w:p>
-    <w:p/>
-    <w:p>
-      <w:pPr>
-        <w:pStyle w:val="aa"/>
-        <w:numPr>
-          <w:ilvl w:val="0"/>
-          <w:numId w:val="5"/>
-        </w:numPr>
-        <w:rPr>
-          <w:b/>
-          <w:bCs/>
-        </w:rPr>
-      </w:pPr>
-      <w:r>
-        <w:rPr>
-          <w:b/>
-          <w:bCs/>
-        </w:rPr>
-        <w:t>Понятие управления</w:t>
-      </w:r>
-    </w:p>
-    <w:p>
-      <w:r>
-        <w:t>Управление</w:t>
-      </w:r>
-      <w:r>
-        <w:t xml:space="preserve"> – ц</w:t>
-      </w:r>
-      <w:r>
-        <w:t>еленаправленное воздействие на объект (процесс)</w:t>
-      </w:r>
-      <w:r>
-        <w:t xml:space="preserve">; </w:t>
-      </w:r>
-      <w:r>
-        <w:t xml:space="preserve">это такая организация взаимодействия элементов в системе на основе имеющейся информации, которая направлена на достижение определенной цели. </w:t>
-      </w:r>
-    </w:p>
-    <w:p/>
-    <w:p>
-      <w:pPr>
-        <w:pStyle w:val="aa"/>
-        <w:numPr>
-          <w:ilvl w:val="0"/>
-          <w:numId w:val="5"/>
-        </w:numPr>
-        <w:rPr>
-          <w:b/>
-          <w:bCs/>
-        </w:rPr>
-      </w:pPr>
-      <w:r>
-        <w:rPr>
-          <w:b/>
-          <w:bCs/>
-        </w:rPr>
-        <w:t>Признаки принадлежности элементов к системе</w:t>
-      </w:r>
-    </w:p>
-    <w:p>
-      <w:r>
-        <w:t>Условия принадлежности элементов (</w:t>
-      </w:r>
-      <w:r>
-        <w:rPr>
-          <w:i/>
-          <w:iCs/>
-        </w:rPr>
-        <w:t xml:space="preserve">из теории к </w:t>
-      </w:r>
-      <w:r>
-        <w:rPr>
-          <w:i/>
-          <w:iCs/>
-        </w:rPr>
-        <w:t>«</w:t>
-      </w:r>
-      <w:r>
-        <w:rPr>
-          <w:i/>
-          <w:iCs/>
-        </w:rPr>
-        <w:t>практической работ</w:t>
-      </w:r>
-      <w:r>
-        <w:rPr>
-          <w:i/>
-          <w:iCs/>
-        </w:rPr>
-        <w:t>е 4»</w:t>
-      </w:r>
-      <w:r>
-        <w:t>):</w:t>
-      </w:r>
-    </w:p>
-    <w:p>
-      <w:pPr>
-        <w:pStyle w:val="aa"/>
-        <w:numPr>
-          <w:ilvl w:val="0"/>
-          <w:numId w:val="16"/>
-        </w:numPr>
-      </w:pPr>
-      <w:r>
-        <w:t>самой системе: это части, элементы системы</w:t>
-      </w:r>
-      <w:r>
-        <w:t>;</w:t>
-      </w:r>
-    </w:p>
-    <w:p>
-      <w:pPr>
-        <w:pStyle w:val="aa"/>
-        <w:numPr>
-          <w:ilvl w:val="0"/>
-          <w:numId w:val="16"/>
-        </w:numPr>
-      </w:pPr>
-      <w:r>
-        <w:t>внешней среде: это факторы внешней среды</w:t>
-      </w:r>
-      <w:r>
-        <w:t>;</w:t>
-      </w:r>
-    </w:p>
-    <w:p>
-      <w:pPr>
-        <w:pStyle w:val="aa"/>
-        <w:numPr>
-          <w:ilvl w:val="0"/>
-          <w:numId w:val="16"/>
-        </w:numPr>
-      </w:pPr>
-      <w:r>
-        <w:t>надсистеме: это управляющие воздействия со стороны надсистемы (извне).</w:t>
-      </w:r>
-    </w:p>
-    <w:p/>
-    <w:p>
-      <w:pPr>
-        <w:pStyle w:val="aa"/>
-        <w:numPr>
-          <w:ilvl w:val="0"/>
-          <w:numId w:val="5"/>
-        </w:numPr>
         <w:rPr>
           <w:b/>
           <w:bCs/>
           <w:iCs/>
         </w:rPr>
-      </w:pPr>
-      <w:r>
+        <w:t>Общесистемное понятие цели, задачи</w:t>
+      </w:r>
+    </w:p>
+    <w:p>
+      <w:r>
+        <w:rPr>
+          <w:spacing w:val="8"/>
+        </w:rPr>
+        <w:t>Л</w:t>
+      </w:r>
+      <w:r>
+        <w:rPr>
+          <w:spacing w:val="8"/>
+        </w:rPr>
+        <w:t xml:space="preserve">юбая </w:t>
+      </w:r>
+      <w:r>
+        <w:rPr>
+          <w:spacing w:val="5"/>
+        </w:rPr>
+        <w:t xml:space="preserve">система имеет цель функционирования. В природе не существует </w:t>
+      </w:r>
+      <w:r>
+        <w:t>бесцельно функционирующих систем. Под целью здесь понимается либо желаемое</w:t>
+      </w:r>
+      <w:r>
+        <w:t xml:space="preserve"> (идеальное, планируемое, модельное)</w:t>
+      </w:r>
+      <w:r>
+        <w:t xml:space="preserve"> конечное состояние, либо желаемый конечный результат деятельности системы, </w:t>
+      </w:r>
+      <w:r>
+        <w:rPr>
+          <w:spacing w:val="4"/>
+        </w:rPr>
+        <w:t xml:space="preserve">достижимый в пределах некоторого интервала времени и кванта </w:t>
+      </w:r>
+      <w:r>
+        <w:t xml:space="preserve">пространства. </w:t>
+      </w:r>
+    </w:p>
+    <w:p>
+      <w:pPr>
+        <w:rPr>
+          <w:spacing w:val="-3"/>
+        </w:rPr>
+      </w:pPr>
+      <w:r>
+        <w:t xml:space="preserve">Если указаны место, срок достижения цели и даны количественные и качественные характеристики желаемого конечного результата, то цель становится </w:t>
+      </w:r>
+      <w:r>
+        <w:rPr>
+          <w:spacing w:val="-3"/>
+        </w:rPr>
+        <w:t>задачей.</w:t>
+      </w:r>
+    </w:p>
+    <w:p/>
+    <w:p>
+      <w:pPr>
+        <w:pStyle w:val="aa"/>
+        <w:numPr>
+          <w:ilvl w:val="0"/>
+          <w:numId w:val="5"/>
+        </w:numPr>
         <w:rPr>
           <w:b/>
           <w:bCs/>
-          <w:iCs/>
-        </w:rPr>
-        <w:t>Правила проведения верхней границы системы</w:t>
-      </w:r>
-    </w:p>
-    <w:p>
-      <w:r>
-        <w:t>Роль закона системности (</w:t>
-      </w:r>
-      <w:r>
-        <w:rPr>
-          <w:i/>
-          <w:iCs/>
-        </w:rPr>
-        <w:t>смотри «вопрос 1»</w:t>
-      </w:r>
-      <w:r>
-        <w:t>) для системного аналитика:</w:t>
-      </w:r>
-    </w:p>
-    <w:p>
-      <w:pPr>
-        <w:pStyle w:val="aa"/>
-        <w:numPr>
-          <w:ilvl w:val="0"/>
-          <w:numId w:val="21"/>
-        </w:numPr>
-      </w:pPr>
-      <w:r>
-        <w:t>позволяет сформировать «взгляд вниз» и дать ответ на вопрос: «какова структура системы?», определить причину возникновения проблемы (её носителя)</w:t>
-      </w:r>
-      <w:r>
-        <w:t>;</w:t>
-      </w:r>
-    </w:p>
-    <w:p>
-      <w:pPr>
-        <w:pStyle w:val="aa"/>
-        <w:numPr>
-          <w:ilvl w:val="0"/>
-          <w:numId w:val="21"/>
-        </w:numPr>
-      </w:pPr>
-      <w:r>
-        <w:t>данный закон позволяет сформировать «взгляд вверх» и ответить на системный вопрос: «для кого нужна рассматриваемая система: в рамках какой надсистемы будет востребована рассматриваемая (кто пользователь системы)?»</w:t>
-      </w:r>
-    </w:p>
-    <w:p>
-      <w:pPr>
-        <w:tabs>
-          <w:tab w:val="left" w:pos="3135"/>
-        </w:tabs>
-        <w:ind w:left="709" w:firstLine="0"/>
-      </w:pPr>
-      <w:r>
-        <w:lastRenderedPageBreak/>
-        <w:t>Определение верхней границы системы: вне находятся следующие группы факторов:</w:t>
-      </w:r>
-    </w:p>
-    <w:p>
-      <w:pPr>
-        <w:pStyle w:val="aa"/>
-        <w:numPr>
-          <w:ilvl w:val="0"/>
-          <w:numId w:val="20"/>
-        </w:numPr>
-      </w:pPr>
-      <w:r>
-        <w:t>сильные связи (внешняя среда)</w:t>
-      </w:r>
-      <w:r>
-        <w:rPr>
-          <w:lang w:val="en-US"/>
-        </w:rPr>
-        <w:t>;</w:t>
-      </w:r>
-    </w:p>
-    <w:p>
-      <w:pPr>
-        <w:pStyle w:val="aa"/>
-        <w:numPr>
-          <w:ilvl w:val="0"/>
-          <w:numId w:val="20"/>
-        </w:numPr>
-      </w:pPr>
-      <w:r>
-        <w:t>умеренно-интенсивные связи (внешняя среда)</w:t>
-      </w:r>
-      <w:r>
-        <w:t>;</w:t>
-      </w:r>
-    </w:p>
-    <w:p>
-      <w:pPr>
-        <w:pStyle w:val="aa"/>
-        <w:numPr>
-          <w:ilvl w:val="0"/>
-          <w:numId w:val="20"/>
-        </w:numPr>
-      </w:pPr>
-      <w:r>
-        <w:t>слабые связи</w:t>
-      </w:r>
-      <w:r>
-        <w:rPr>
-          <w:lang w:val="en-US"/>
-        </w:rPr>
-        <w:t>;</w:t>
-      </w:r>
-    </w:p>
-    <w:p>
-      <w:pPr>
-        <w:pStyle w:val="aa"/>
-        <w:numPr>
-          <w:ilvl w:val="0"/>
-          <w:numId w:val="20"/>
-        </w:numPr>
-      </w:pPr>
-      <w:r>
-        <w:t>отсутствие связи</w:t>
-      </w:r>
-      <w:r>
-        <w:rPr>
-          <w:lang w:val="en-US"/>
-        </w:rPr>
-        <w:t>;</w:t>
-      </w:r>
-    </w:p>
-    <w:p>
-      <w:pPr>
-        <w:pStyle w:val="aa"/>
-        <w:numPr>
-          <w:ilvl w:val="0"/>
-          <w:numId w:val="20"/>
-        </w:numPr>
-      </w:pPr>
-      <w:r>
-        <w:t>управляющее воздействие.</w:t>
-      </w:r>
-    </w:p>
-    <w:p>
-      <w:r>
-        <w:t>Примечание: под внешней средой понимают факторы, которым можно противодействовать (при негативном влиянии) или которые можно использовать (при позитивном влиянии). Среди элементов надсистемы есть особый элемент – управляющий, который оказывает особое влияние – управляющее</w:t>
-      </w:r>
-      <w:r>
-        <w:t>;</w:t>
-      </w:r>
-      <w:r>
-        <w:t xml:space="preserve"> ему нельзя противостоять, его необходимо исполнять.</w:t>
-      </w:r>
-    </w:p>
-    <w:p>
-      <w:pPr>
-        <w:tabs>
-          <w:tab w:val="left" w:pos="3135"/>
-        </w:tabs>
-        <w:ind w:left="709" w:firstLine="0"/>
-      </w:pPr>
-    </w:p>
-    <w:p>
-      <w:pPr>
-        <w:pStyle w:val="aa"/>
-        <w:numPr>
-          <w:ilvl w:val="0"/>
-          <w:numId w:val="5"/>
-        </w:numPr>
+        </w:rPr>
+      </w:pPr>
+      <w:r>
         <w:rPr>
           <w:b/>
           <w:bCs/>
-          <w:iCs/>
-        </w:rPr>
-      </w:pPr>
-      <w:r>
+        </w:rPr>
+        <w:t>Свойства цели</w:t>
+      </w:r>
+    </w:p>
+    <w:p>
+      <w:r>
+        <w:t xml:space="preserve">Цель обладает следующими свойствами: </w:t>
+      </w:r>
+    </w:p>
+    <w:p>
+      <w:pPr>
+        <w:pStyle w:val="aa"/>
+        <w:numPr>
+          <w:ilvl w:val="0"/>
+          <w:numId w:val="22"/>
+        </w:numPr>
+      </w:pPr>
+      <w:r>
+        <w:t>динамичность</w:t>
+      </w:r>
+      <w:r>
+        <w:t>;</w:t>
+      </w:r>
+      <w:r>
+        <w:t xml:space="preserve"> </w:t>
+      </w:r>
+    </w:p>
+    <w:p>
+      <w:pPr>
+        <w:pStyle w:val="aa"/>
+        <w:numPr>
+          <w:ilvl w:val="0"/>
+          <w:numId w:val="22"/>
+        </w:numPr>
+      </w:pPr>
+      <w:r>
+        <w:t xml:space="preserve">иерархичность (дерево целей), </w:t>
+      </w:r>
+    </w:p>
+    <w:p>
+      <w:pPr>
+        <w:pStyle w:val="aa"/>
+        <w:numPr>
+          <w:ilvl w:val="0"/>
+          <w:numId w:val="22"/>
+        </w:numPr>
+      </w:pPr>
+      <w:r>
+        <w:t xml:space="preserve">субъективность, </w:t>
+      </w:r>
+    </w:p>
+    <w:p>
+      <w:pPr>
+        <w:pStyle w:val="aa"/>
+        <w:numPr>
+          <w:ilvl w:val="0"/>
+          <w:numId w:val="22"/>
+        </w:numPr>
+      </w:pPr>
+      <w:r>
+        <w:t xml:space="preserve">опасность смешения разных целей, </w:t>
+      </w:r>
+    </w:p>
+    <w:p>
+      <w:pPr>
+        <w:pStyle w:val="aa"/>
+        <w:numPr>
+          <w:ilvl w:val="0"/>
+          <w:numId w:val="22"/>
+        </w:numPr>
+      </w:pPr>
+      <w:r>
+        <w:t>опасность подмены целей ресурсами, имеющимися для ее достижения.</w:t>
+      </w:r>
+    </w:p>
+    <w:p/>
+    <w:p>
+      <w:pPr>
+        <w:pStyle w:val="aa"/>
+        <w:numPr>
+          <w:ilvl w:val="0"/>
+          <w:numId w:val="5"/>
+        </w:numPr>
         <w:rPr>
           <w:b/>
           <w:bCs/>
-          <w:iCs/>
-        </w:rPr>
-        <w:t>Открытая и закрытая систем</w:t>
-      </w:r>
+        </w:rPr>
+      </w:pPr>
       <w:r>
         <w:rPr>
           <w:b/>
           <w:bCs/>
-          <w:iCs/>
-        </w:rPr>
-        <w:t>ы</w:t>
-      </w:r>
-    </w:p>
-    <w:p>
-      <w:r>
-        <w:t>По степени связи с внешней средой различают следующие системы</w:t>
-      </w:r>
-      <w:r>
-        <w:t xml:space="preserve"> (</w:t>
-      </w:r>
-      <w:r>
-        <w:rPr>
-          <w:i/>
-          <w:iCs/>
-        </w:rPr>
-        <w:t xml:space="preserve">из теории к </w:t>
-      </w:r>
-      <w:r>
-        <w:rPr>
-          <w:i/>
-          <w:iCs/>
-        </w:rPr>
-        <w:t>«</w:t>
-      </w:r>
-      <w:r>
-        <w:rPr>
-          <w:i/>
-          <w:iCs/>
-        </w:rPr>
-        <w:t>практической работе</w:t>
-      </w:r>
-      <w:r>
-        <w:rPr>
-          <w:i/>
-          <w:iCs/>
-        </w:rPr>
-        <w:t xml:space="preserve"> 4»</w:t>
-      </w:r>
-      <w:r>
-        <w:t>)</w:t>
-      </w:r>
-      <w:r>
-        <w:t>:</w:t>
-      </w:r>
-    </w:p>
-    <w:p>
-      <w:pPr>
-        <w:pStyle w:val="aa"/>
-        <w:numPr>
-          <w:ilvl w:val="0"/>
-          <w:numId w:val="12"/>
-        </w:numPr>
-      </w:pPr>
-      <w:r>
-        <w:t>закрытые (изолированные) – системы, любой элемент котор</w:t>
-      </w:r>
-      <w:r>
-        <w:t>ых</w:t>
-      </w:r>
-      <w:r>
-        <w:t xml:space="preserve"> имеет связи только с элементами самой системы. </w:t>
-      </w:r>
-      <w:r>
-        <w:rPr>
-          <w:b/>
-          <w:bCs/>
-          <w:i/>
-          <w:iCs/>
-          <w:u w:val="single"/>
-        </w:rPr>
-        <w:t>Дополнение</w:t>
-      </w:r>
-      <w:r>
-        <w:t>: в</w:t>
-      </w:r>
-      <w:r>
-        <w:t xml:space="preserve"> таком понимании закрытая система рассматривается изолированно от внешней среды и связей с ней не имеет, а ее элементы взаимодействуют только друг с другом внутри системы. Хотя это и есть сильная идеализация (абстрагирование) и в реальности изолированных от внешней среды функционирующих систем не существует, такой подход к изучению систем полезен для выявления ее работоспособности и потенциальных возможностей, например, в лабораторных условиях</w:t>
-      </w:r>
-      <w:r>
-        <w:t xml:space="preserve"> или</w:t>
-      </w:r>
-      <w:r>
-        <w:t xml:space="preserve"> в условиях стенда;</w:t>
-      </w:r>
-    </w:p>
-    <w:p>
-      <w:pPr>
-        <w:pStyle w:val="aa"/>
-        <w:numPr>
-          <w:ilvl w:val="0"/>
-          <w:numId w:val="12"/>
-        </w:numPr>
-      </w:pPr>
-      <w:r>
-        <w:t>открытые – системы, у которых хотя бы один элемент имеет двустороннюю связь с внешней средой</w:t>
+        </w:rPr>
+        <w:t>Виды классификаций систем</w:t>
+      </w:r>
+    </w:p>
+    <w:p>
+      <w:pPr>
+        <w:pStyle w:val="aa"/>
+        <w:numPr>
+          <w:ilvl w:val="0"/>
+          <w:numId w:val="25"/>
+        </w:numPr>
+      </w:pPr>
+      <w:r>
+        <w:t>По признаку управляемости существует два класса систем:</w:t>
+      </w:r>
+    </w:p>
+    <w:p>
+      <w:pPr>
+        <w:pStyle w:val="aa"/>
+        <w:numPr>
+          <w:ilvl w:val="1"/>
+          <w:numId w:val="25"/>
+        </w:numPr>
+      </w:pPr>
+      <w:r>
+        <w:t>управляемая – система, которая включает в себя взаимосвязанные друг с другом объект управления и управляющую подсистему, которая включает в себя: планирование, учёт, анализ, принятие и исполнение решений и другие</w:t>
       </w:r>
       <w:r>
         <w:t>;</w:t>
@@ -849,235 +1293,8 @@
       <w:pPr>
         <w:pStyle w:val="aa"/>
         <w:numPr>
-          <w:ilvl w:val="0"/>
-          <w:numId w:val="12"/>
-        </w:numPr>
-      </w:pPr>
-      <w:r>
-        <w:t>полуоткрытые – системы, у которых существует односторонняя связь с внешней средой.</w:t>
-      </w:r>
-    </w:p>
-    <w:p/>
-    <w:p>
-      <w:pPr>
-        <w:pStyle w:val="aa"/>
-        <w:numPr>
-          <w:ilvl w:val="0"/>
-          <w:numId w:val="5"/>
-        </w:numPr>
-        <w:rPr>
-          <w:b/>
-          <w:bCs/>
-        </w:rPr>
-      </w:pPr>
-      <w:r>
-        <w:rPr>
-          <w:b/>
-          <w:bCs/>
-          <w:iCs/>
-        </w:rPr>
-        <w:t>Общесистемное понятие цели, задачи</w:t>
-      </w:r>
-    </w:p>
-    <w:p>
-      <w:pPr>
-        <w:rPr>
-          <w:spacing w:val="-3"/>
-        </w:rPr>
-      </w:pPr>
-      <w:r>
-        <w:rPr>
-          <w:spacing w:val="8"/>
-        </w:rPr>
-        <w:t>Л</w:t>
-      </w:r>
-      <w:r>
-        <w:rPr>
-          <w:spacing w:val="8"/>
-        </w:rPr>
-        <w:t xml:space="preserve">юбая </w:t>
-      </w:r>
-      <w:r>
-        <w:rPr>
-          <w:spacing w:val="5"/>
-        </w:rPr>
-        <w:t xml:space="preserve">система имеет цель функционирования. В природе не существует </w:t>
-      </w:r>
-      <w:r>
-        <w:t xml:space="preserve">бесцельно функционирующих систем. Под целью здесь понимается либо желаемое конечное состояние, либо желаемый конечный результат деятельности системы, </w:t>
-      </w:r>
-      <w:r>
-        <w:rPr>
-          <w:spacing w:val="4"/>
-        </w:rPr>
-        <w:t xml:space="preserve">достижимый в пределах некоторого интервала времени и кванта </w:t>
-      </w:r>
-      <w:r>
-        <w:t xml:space="preserve">пространства. Если указаны место, срок достижения цели и даны количественные и качественные характеристики желаемого конечного результата, то цель становится </w:t>
-      </w:r>
-      <w:r>
-        <w:rPr>
-          <w:spacing w:val="-3"/>
-        </w:rPr>
-        <w:t>задачей</w:t>
-      </w:r>
-      <w:r>
-        <w:rPr>
-          <w:spacing w:val="-3"/>
-        </w:rPr>
-        <w:t xml:space="preserve"> </w:t>
-      </w:r>
-      <w:r>
-        <w:t>(</w:t>
-      </w:r>
-      <w:r>
-        <w:rPr>
-          <w:i/>
-          <w:iCs/>
-        </w:rPr>
-        <w:t xml:space="preserve">из теории к </w:t>
-      </w:r>
-      <w:r>
-        <w:rPr>
-          <w:i/>
-          <w:iCs/>
-        </w:rPr>
-        <w:t>«</w:t>
-      </w:r>
-      <w:r>
-        <w:rPr>
-          <w:i/>
-          <w:iCs/>
-        </w:rPr>
-        <w:t>практической работ</w:t>
-      </w:r>
-      <w:r>
-        <w:rPr>
-          <w:i/>
-          <w:iCs/>
-        </w:rPr>
-        <w:t>е 3»</w:t>
-      </w:r>
-      <w:r>
-        <w:t>)</w:t>
-      </w:r>
-      <w:r>
-        <w:rPr>
-          <w:spacing w:val="-3"/>
-        </w:rPr>
-        <w:t>.</w:t>
-      </w:r>
-    </w:p>
-    <w:p/>
-    <w:p>
-      <w:pPr>
-        <w:pStyle w:val="aa"/>
-        <w:numPr>
-          <w:ilvl w:val="0"/>
-          <w:numId w:val="5"/>
-        </w:numPr>
-        <w:rPr>
-          <w:b/>
-          <w:bCs/>
-        </w:rPr>
-      </w:pPr>
-      <w:r>
-        <w:rPr>
-          <w:b/>
-          <w:bCs/>
-        </w:rPr>
-        <w:t>Свойства цели</w:t>
-      </w:r>
-    </w:p>
-    <w:p>
-      <w:r>
-        <w:t>В иерархической структуре цели нижележащих уровней можно рассматривать как средства для достижения целей вышестоящего уровня, в то же время они являются целями для нижележащего уровня. На верхнем уровне неопределенность в формулировке цели высокая, при переходе на нижний уровень решаются определенные и конкретные задачи, получаются конкретные результаты с указанием критериев их выполнения и полезности</w:t>
-      </w:r>
-      <w:r>
-        <w:t xml:space="preserve"> (</w:t>
-      </w:r>
-      <w:r>
-        <w:rPr>
-          <w:i/>
-          <w:iCs/>
-        </w:rPr>
-        <w:t xml:space="preserve">из теории к </w:t>
-      </w:r>
-      <w:r>
-        <w:rPr>
-          <w:i/>
-          <w:iCs/>
-        </w:rPr>
-        <w:t>«</w:t>
-      </w:r>
-      <w:r>
-        <w:rPr>
-          <w:i/>
-          <w:iCs/>
-        </w:rPr>
-        <w:t>практической работ</w:t>
-      </w:r>
-      <w:r>
-        <w:rPr>
-          <w:i/>
-          <w:iCs/>
-        </w:rPr>
-        <w:t>е 3»</w:t>
-      </w:r>
-      <w:r>
-        <w:t>)</w:t>
-      </w:r>
-      <w:r>
-        <w:t>.</w:t>
-      </w:r>
-    </w:p>
-    <w:p/>
-    <w:p>
-      <w:pPr>
-        <w:pStyle w:val="aa"/>
-        <w:numPr>
-          <w:ilvl w:val="0"/>
-          <w:numId w:val="5"/>
-        </w:numPr>
-        <w:rPr>
-          <w:b/>
-          <w:bCs/>
-        </w:rPr>
-      </w:pPr>
-      <w:r>
-        <w:rPr>
-          <w:b/>
-          <w:bCs/>
-        </w:rPr>
-        <w:t>Виды классификаций систем</w:t>
-      </w:r>
-    </w:p>
-    <w:p>
-      <w:r>
-        <w:t>По признаку управляемости существует два класса систем:</w:t>
-      </w:r>
-    </w:p>
-    <w:p>
-      <w:pPr>
-        <w:pStyle w:val="aa"/>
-        <w:numPr>
-          <w:ilvl w:val="0"/>
-          <w:numId w:val="14"/>
-        </w:numPr>
-      </w:pPr>
-      <w:r>
-        <w:t>управляемая – система, которая включает в себя взаимосвязанные друг с другом объект управления и управляющую подсистему, которая включает в себя: планирование, учёт, анализ, принятие и исполнение решений и другие</w:t>
-      </w:r>
-      <w:r>
-        <w:t>;</w:t>
-      </w:r>
-    </w:p>
-    <w:p>
-      <w:pPr>
-        <w:pStyle w:val="aa"/>
-        <w:numPr>
-          <w:ilvl w:val="0"/>
-          <w:numId w:val="14"/>
+          <w:ilvl w:val="1"/>
+          <w:numId w:val="25"/>
         </w:numPr>
       </w:pPr>
       <w:r>
@@ -1088,6 +1305,171 @@
     <w:p>
       <w:r>
         <w:t>Объект управления – процесс (реализуемый некоторым объектом), который направлен на выполнение основных функций системы для достижения цели системы, то есть требуемых значений выходных координат.</w:t>
+      </w:r>
+    </w:p>
+    <w:p>
+      <w:pPr>
+        <w:pStyle w:val="aa"/>
+        <w:numPr>
+          <w:ilvl w:val="0"/>
+          <w:numId w:val="25"/>
+        </w:numPr>
+      </w:pPr>
+      <w:r>
+        <w:t>Классификация по субстанциональному признаку:</w:t>
+      </w:r>
+    </w:p>
+    <w:p>
+      <w:pPr>
+        <w:pStyle w:val="aa"/>
+        <w:numPr>
+          <w:ilvl w:val="1"/>
+          <w:numId w:val="25"/>
+        </w:numPr>
+      </w:pPr>
+      <w:r>
+        <w:t>материальные (вещественные):</w:t>
+      </w:r>
+    </w:p>
+    <w:p>
+      <w:pPr>
+        <w:pStyle w:val="aa"/>
+        <w:numPr>
+          <w:ilvl w:val="2"/>
+          <w:numId w:val="25"/>
+        </w:numPr>
+      </w:pPr>
+      <w:r>
+        <w:t>естественная природа</w:t>
+      </w:r>
+      <w:r>
+        <w:rPr>
+          <w:lang w:val="en-US"/>
+        </w:rPr>
+        <w:t>,</w:t>
+      </w:r>
+    </w:p>
+    <w:p>
+      <w:pPr>
+        <w:pStyle w:val="aa"/>
+        <w:numPr>
+          <w:ilvl w:val="2"/>
+          <w:numId w:val="25"/>
+        </w:numPr>
+      </w:pPr>
+      <w:r>
+        <w:t>искусственная природа</w:t>
+      </w:r>
+      <w:r>
+        <w:rPr>
+          <w:lang w:val="en-US"/>
+        </w:rPr>
+        <w:t>,</w:t>
+      </w:r>
+    </w:p>
+    <w:p>
+      <w:pPr>
+        <w:pStyle w:val="aa"/>
+        <w:numPr>
+          <w:ilvl w:val="2"/>
+          <w:numId w:val="25"/>
+        </w:numPr>
+      </w:pPr>
+      <w:r>
+        <w:t>смешанные второго рода</w:t>
+      </w:r>
+      <w:r>
+        <w:rPr>
+          <w:lang w:val="en-US"/>
+        </w:rPr>
+        <w:t>;</w:t>
+      </w:r>
+    </w:p>
+    <w:p>
+      <w:pPr>
+        <w:pStyle w:val="aa"/>
+        <w:numPr>
+          <w:ilvl w:val="1"/>
+          <w:numId w:val="25"/>
+        </w:numPr>
+      </w:pPr>
+      <w:r>
+        <w:t>идеальные (концептуальные)</w:t>
+      </w:r>
+      <w:r>
+        <w:rPr>
+          <w:lang w:val="en-US"/>
+        </w:rPr>
+        <w:t>;</w:t>
+      </w:r>
+    </w:p>
+    <w:p>
+      <w:pPr>
+        <w:pStyle w:val="aa"/>
+        <w:numPr>
+          <w:ilvl w:val="1"/>
+          <w:numId w:val="25"/>
+        </w:numPr>
+      </w:pPr>
+      <w:r>
+        <w:t>смешанные первого рода.</w:t>
+      </w:r>
+    </w:p>
+    <w:p>
+      <w:pPr>
+        <w:pStyle w:val="aa"/>
+        <w:numPr>
+          <w:ilvl w:val="0"/>
+          <w:numId w:val="25"/>
+        </w:numPr>
+      </w:pPr>
+      <w:r>
+        <w:t>По цели системы:</w:t>
+      </w:r>
+    </w:p>
+    <w:p>
+      <w:pPr>
+        <w:pStyle w:val="aa"/>
+        <w:numPr>
+          <w:ilvl w:val="1"/>
+          <w:numId w:val="25"/>
+        </w:numPr>
+      </w:pPr>
+      <w:r>
+        <w:t>созидательные (производственные, образовательные, системы связи и другие)</w:t>
+      </w:r>
+      <w:r>
+        <w:t>;</w:t>
+      </w:r>
+    </w:p>
+    <w:p>
+      <w:pPr>
+        <w:pStyle w:val="aa"/>
+        <w:numPr>
+          <w:ilvl w:val="1"/>
+          <w:numId w:val="25"/>
+        </w:numPr>
+      </w:pPr>
+      <w:r>
+        <w:t>безопасность</w:t>
+      </w:r>
+      <w:r>
+        <w:rPr>
+          <w:lang w:val="en-US"/>
+        </w:rPr>
+        <w:t>;</w:t>
+      </w:r>
+    </w:p>
+    <w:p>
+      <w:pPr>
+        <w:pStyle w:val="aa"/>
+        <w:numPr>
+          <w:ilvl w:val="1"/>
+          <w:numId w:val="25"/>
+        </w:numPr>
+      </w:pPr>
+      <w:r>
+        <w:t>разрушительные.</w:t>
       </w:r>
     </w:p>
     <w:sectPr>
@@ -1247,24 +1629,30 @@
     <w:numStyleLink w:val="a"/>
   </w:abstractNum>
   <w:abstractNum w:abstractNumId="4" w15:restartNumberingAfterBreak="0">
+    <w:nsid w:val="18A367FC"/>
+    <w:multiLevelType w:val="multilevel"/>
+    <w:tmpl w:val="F01E7908"/>
+    <w:numStyleLink w:val="a"/>
+  </w:abstractNum>
+  <w:abstractNum w:abstractNumId="5" w15:restartNumberingAfterBreak="0">
     <w:nsid w:val="1A974DE1"/>
     <w:multiLevelType w:val="multilevel"/>
     <w:tmpl w:val="F01E7908"/>
     <w:numStyleLink w:val="a"/>
   </w:abstractNum>
-  <w:abstractNum w:abstractNumId="5" w15:restartNumberingAfterBreak="0">
+  <w:abstractNum w:abstractNumId="6" w15:restartNumberingAfterBreak="0">
     <w:nsid w:val="1CEC3D7F"/>
     <w:multiLevelType w:val="multilevel"/>
     <w:tmpl w:val="F01E7908"/>
     <w:numStyleLink w:val="a"/>
   </w:abstractNum>
-  <w:abstractNum w:abstractNumId="6" w15:restartNumberingAfterBreak="0">
+  <w:abstractNum w:abstractNumId="7" w15:restartNumberingAfterBreak="0">
     <w:nsid w:val="1F595C05"/>
     <w:multiLevelType w:val="multilevel"/>
     <w:tmpl w:val="F01E7908"/>
     <w:numStyleLink w:val="a"/>
   </w:abstractNum>
-  <w:abstractNum w:abstractNumId="7" w15:restartNumberingAfterBreak="0">
+  <w:abstractNum w:abstractNumId="8" w15:restartNumberingAfterBreak="0">
     <w:nsid w:val="21197187"/>
     <w:multiLevelType w:val="multilevel"/>
     <w:tmpl w:val="D9DA2D82"/>
@@ -1379,150 +1767,37 @@
       </w:rPr>
     </w:lvl>
   </w:abstractNum>
-  <w:abstractNum w:abstractNumId="8" w15:restartNumberingAfterBreak="0">
+  <w:abstractNum w:abstractNumId="9" w15:restartNumberingAfterBreak="0">
     <w:nsid w:val="28724985"/>
     <w:multiLevelType w:val="multilevel"/>
     <w:tmpl w:val="D9DA2D82"/>
     <w:numStyleLink w:val="a0"/>
   </w:abstractNum>
-  <w:abstractNum w:abstractNumId="9" w15:restartNumberingAfterBreak="0">
+  <w:abstractNum w:abstractNumId="10" w15:restartNumberingAfterBreak="0">
+    <w:nsid w:val="28D7753B"/>
+    <w:multiLevelType w:val="multilevel"/>
+    <w:tmpl w:val="F01E7908"/>
+    <w:numStyleLink w:val="a"/>
+  </w:abstractNum>
+  <w:abstractNum w:abstractNumId="11" w15:restartNumberingAfterBreak="0">
     <w:nsid w:val="31D56DD2"/>
     <w:multiLevelType w:val="multilevel"/>
     <w:tmpl w:val="849E113E"/>
     <w:numStyleLink w:val="a1"/>
   </w:abstractNum>
-  <w:abstractNum w:abstractNumId="10" w15:restartNumberingAfterBreak="0">
+  <w:abstractNum w:abstractNumId="12" w15:restartNumberingAfterBreak="0">
     <w:nsid w:val="321B6FDA"/>
     <w:multiLevelType w:val="multilevel"/>
     <w:tmpl w:val="F01E7908"/>
     <w:numStyleLink w:val="a"/>
   </w:abstractNum>
-  <w:abstractNum w:abstractNumId="11" w15:restartNumberingAfterBreak="0">
+  <w:abstractNum w:abstractNumId="13" w15:restartNumberingAfterBreak="0">
     <w:nsid w:val="41D8335E"/>
     <w:multiLevelType w:val="multilevel"/>
     <w:tmpl w:val="F01E7908"/>
-    <w:lvl w:ilvl="0">
-      <w:start w:val="1"/>
-      <w:numFmt w:val="decimal"/>
-      <w:lvlText w:val="%1)"/>
-      <w:lvlJc w:val="left"/>
-      <w:pPr>
-        <w:tabs>
-          <w:tab w:val="num" w:pos="709"/>
-        </w:tabs>
-        <w:ind w:left="0" w:firstLine="709"/>
-      </w:pPr>
-      <w:rPr>
-        <w:rFonts w:ascii="Times New Roman" w:hAnsi="Times New Roman" w:cs="Times New Roman" w:hint="default"/>
-        <w:sz w:val="28"/>
-      </w:rPr>
-    </w:lvl>
-    <w:lvl w:ilvl="1">
-      <w:start w:val="1"/>
-      <w:numFmt w:val="decimal"/>
-      <w:lvlText w:val="%1.%2)"/>
-      <w:lvlJc w:val="left"/>
-      <w:pPr>
-        <w:tabs>
-          <w:tab w:val="num" w:pos="1418"/>
-        </w:tabs>
-        <w:ind w:left="709" w:firstLine="709"/>
-      </w:pPr>
-      <w:rPr>
-        <w:rFonts w:ascii="Times New Roman" w:hAnsi="Times New Roman" w:hint="default"/>
-        <w:sz w:val="28"/>
-      </w:rPr>
-    </w:lvl>
-    <w:lvl w:ilvl="2">
-      <w:start w:val="1"/>
-      <w:numFmt w:val="decimal"/>
-      <w:lvlText w:val="%1.%2.%3)"/>
-      <w:lvlJc w:val="left"/>
-      <w:pPr>
-        <w:tabs>
-          <w:tab w:val="num" w:pos="2126"/>
-        </w:tabs>
-        <w:ind w:left="1418" w:firstLine="708"/>
-      </w:pPr>
-      <w:rPr>
-        <w:rFonts w:ascii="Times New Roman" w:hAnsi="Times New Roman" w:hint="default"/>
-        <w:sz w:val="28"/>
-      </w:rPr>
-    </w:lvl>
-    <w:lvl w:ilvl="3">
-      <w:start w:val="1"/>
-      <w:numFmt w:val="decimal"/>
-      <w:lvlText w:val="(%4)"/>
-      <w:lvlJc w:val="left"/>
-      <w:pPr>
-        <w:ind w:left="0" w:firstLine="709"/>
-      </w:pPr>
-      <w:rPr>
-        <w:rFonts w:hint="default"/>
-      </w:rPr>
-    </w:lvl>
-    <w:lvl w:ilvl="4">
-      <w:start w:val="1"/>
-      <w:numFmt w:val="lowerLetter"/>
-      <w:lvlText w:val="(%5)"/>
-      <w:lvlJc w:val="left"/>
-      <w:pPr>
-        <w:ind w:left="1800" w:hanging="360"/>
-      </w:pPr>
-      <w:rPr>
-        <w:rFonts w:hint="default"/>
-      </w:rPr>
-    </w:lvl>
-    <w:lvl w:ilvl="5">
-      <w:start w:val="1"/>
-      <w:numFmt w:val="lowerRoman"/>
-      <w:lvlText w:val="(%6)"/>
-      <w:lvlJc w:val="left"/>
-      <w:pPr>
-        <w:ind w:left="2160" w:hanging="360"/>
-      </w:pPr>
-      <w:rPr>
-        <w:rFonts w:hint="default"/>
-      </w:rPr>
-    </w:lvl>
-    <w:lvl w:ilvl="6">
-      <w:start w:val="1"/>
-      <w:numFmt w:val="decimal"/>
-      <w:lvlText w:val="%7."/>
-      <w:lvlJc w:val="left"/>
-      <w:pPr>
-        <w:ind w:left="2520" w:hanging="360"/>
-      </w:pPr>
-      <w:rPr>
-        <w:rFonts w:hint="default"/>
-      </w:rPr>
-    </w:lvl>
-    <w:lvl w:ilvl="7">
-      <w:start w:val="1"/>
-      <w:numFmt w:val="lowerLetter"/>
-      <w:lvlText w:val="%8."/>
-      <w:lvlJc w:val="left"/>
-      <w:pPr>
-        <w:ind w:left="2880" w:hanging="360"/>
-      </w:pPr>
-      <w:rPr>
-        <w:rFonts w:hint="default"/>
-      </w:rPr>
-    </w:lvl>
-    <w:lvl w:ilvl="8">
-      <w:start w:val="1"/>
-      <w:numFmt w:val="lowerRoman"/>
-      <w:lvlText w:val="%9."/>
-      <w:lvlJc w:val="left"/>
-      <w:pPr>
-        <w:ind w:left="3240" w:hanging="360"/>
-      </w:pPr>
-      <w:rPr>
-        <w:rFonts w:hint="default"/>
-      </w:rPr>
-    </w:lvl>
+    <w:numStyleLink w:val="a"/>
   </w:abstractNum>
-  <w:abstractNum w:abstractNumId="12" w15:restartNumberingAfterBreak="0">
+  <w:abstractNum w:abstractNumId="14" w15:restartNumberingAfterBreak="0">
     <w:nsid w:val="46FE4841"/>
     <w:multiLevelType w:val="multilevel"/>
     <w:tmpl w:val="849E113E"/>
@@ -1640,49 +1915,192 @@
       </w:rPr>
     </w:lvl>
   </w:abstractNum>
-  <w:abstractNum w:abstractNumId="13" w15:restartNumberingAfterBreak="0">
+  <w:abstractNum w:abstractNumId="15" w15:restartNumberingAfterBreak="0">
     <w:nsid w:val="4A6A1BF0"/>
     <w:multiLevelType w:val="multilevel"/>
     <w:tmpl w:val="849E113E"/>
     <w:numStyleLink w:val="a1"/>
   </w:abstractNum>
-  <w:abstractNum w:abstractNumId="14" w15:restartNumberingAfterBreak="0">
+  <w:abstractNum w:abstractNumId="16" w15:restartNumberingAfterBreak="0">
+    <w:nsid w:val="5A2C063E"/>
+    <w:multiLevelType w:val="multilevel"/>
+    <w:tmpl w:val="849E113E"/>
+    <w:numStyleLink w:val="a1"/>
+  </w:abstractNum>
+  <w:abstractNum w:abstractNumId="17" w15:restartNumberingAfterBreak="0">
     <w:nsid w:val="5A3F7C5B"/>
     <w:multiLevelType w:val="multilevel"/>
     <w:tmpl w:val="849E113E"/>
     <w:numStyleLink w:val="a1"/>
   </w:abstractNum>
-  <w:abstractNum w:abstractNumId="15" w15:restartNumberingAfterBreak="0">
+  <w:abstractNum w:abstractNumId="18" w15:restartNumberingAfterBreak="0">
     <w:nsid w:val="5BB85F9E"/>
     <w:multiLevelType w:val="multilevel"/>
     <w:tmpl w:val="F01E7908"/>
     <w:numStyleLink w:val="a"/>
   </w:abstractNum>
-  <w:abstractNum w:abstractNumId="16" w15:restartNumberingAfterBreak="0">
+  <w:abstractNum w:abstractNumId="19" w15:restartNumberingAfterBreak="0">
     <w:nsid w:val="5F7F5630"/>
     <w:multiLevelType w:val="multilevel"/>
     <w:tmpl w:val="849E113E"/>
     <w:numStyleLink w:val="a1"/>
   </w:abstractNum>
-  <w:abstractNum w:abstractNumId="17" w15:restartNumberingAfterBreak="0">
+  <w:abstractNum w:abstractNumId="20" w15:restartNumberingAfterBreak="0">
     <w:nsid w:val="604D24BD"/>
     <w:multiLevelType w:val="multilevel"/>
     <w:tmpl w:val="849E113E"/>
     <w:numStyleLink w:val="a1"/>
   </w:abstractNum>
-  <w:abstractNum w:abstractNumId="18" w15:restartNumberingAfterBreak="0">
+  <w:abstractNum w:abstractNumId="21" w15:restartNumberingAfterBreak="0">
     <w:nsid w:val="65815427"/>
     <w:multiLevelType w:val="multilevel"/>
     <w:tmpl w:val="849E113E"/>
     <w:numStyleLink w:val="a1"/>
   </w:abstractNum>
-  <w:abstractNum w:abstractNumId="19" w15:restartNumberingAfterBreak="0">
+  <w:abstractNum w:abstractNumId="22" w15:restartNumberingAfterBreak="0">
     <w:nsid w:val="6BDB6D8E"/>
     <w:multiLevelType w:val="multilevel"/>
     <w:tmpl w:val="F01E7908"/>
     <w:numStyleLink w:val="a"/>
   </w:abstractNum>
-  <w:abstractNum w:abstractNumId="20" w15:restartNumberingAfterBreak="0">
+  <w:abstractNum w:abstractNumId="23" w15:restartNumberingAfterBreak="0">
+    <w:nsid w:val="6FA73333"/>
+    <w:multiLevelType w:val="multilevel"/>
+    <w:tmpl w:val="849E113E"/>
+    <w:numStyleLink w:val="a1"/>
+  </w:abstractNum>
+  <w:abstractNum w:abstractNumId="24" w15:restartNumberingAfterBreak="0">
+    <w:nsid w:val="70A07BD2"/>
+    <w:multiLevelType w:val="multilevel"/>
+    <w:tmpl w:val="849E113E"/>
+    <w:numStyleLink w:val="a1"/>
+  </w:abstractNum>
+  <w:abstractNum w:abstractNumId="25" w15:restartNumberingAfterBreak="0">
+    <w:nsid w:val="70DC720E"/>
+    <w:multiLevelType w:val="multilevel"/>
+    <w:tmpl w:val="F01E7908"/>
+    <w:lvl w:ilvl="0">
+      <w:start w:val="1"/>
+      <w:numFmt w:val="decimal"/>
+      <w:lvlText w:val="%1)"/>
+      <w:lvlJc w:val="left"/>
+      <w:pPr>
+        <w:tabs>
+          <w:tab w:val="num" w:pos="709"/>
+        </w:tabs>
+        <w:ind w:left="0" w:firstLine="709"/>
+      </w:pPr>
+      <w:rPr>
+        <w:rFonts w:ascii="Times New Roman" w:hAnsi="Times New Roman" w:cs="Times New Roman" w:hint="default"/>
+        <w:sz w:val="28"/>
+      </w:rPr>
+    </w:lvl>
+    <w:lvl w:ilvl="1">
+      <w:start w:val="1"/>
+      <w:numFmt w:val="decimal"/>
+      <w:lvlText w:val="%1.%2)"/>
+      <w:lvlJc w:val="left"/>
+      <w:pPr>
+        <w:tabs>
+          <w:tab w:val="num" w:pos="1418"/>
+        </w:tabs>
+        <w:ind w:left="709" w:firstLine="709"/>
+      </w:pPr>
+      <w:rPr>
+        <w:rFonts w:ascii="Times New Roman" w:hAnsi="Times New Roman" w:hint="default"/>
+        <w:sz w:val="28"/>
+      </w:rPr>
+    </w:lvl>
+    <w:lvl w:ilvl="2">
+      <w:start w:val="1"/>
+      <w:numFmt w:val="decimal"/>
+      <w:lvlText w:val="%1.%2.%3)"/>
+      <w:lvlJc w:val="left"/>
+      <w:pPr>
+        <w:tabs>
+          <w:tab w:val="num" w:pos="2126"/>
+        </w:tabs>
+        <w:ind w:left="1418" w:firstLine="708"/>
+      </w:pPr>
+      <w:rPr>
+        <w:rFonts w:ascii="Times New Roman" w:hAnsi="Times New Roman" w:hint="default"/>
+        <w:sz w:val="28"/>
+      </w:rPr>
+    </w:lvl>
+    <w:lvl w:ilvl="3">
+      <w:start w:val="1"/>
+      <w:numFmt w:val="decimal"/>
+      <w:lvlText w:val="(%4)"/>
+      <w:lvlJc w:val="left"/>
+      <w:pPr>
+        <w:ind w:left="0" w:firstLine="709"/>
+      </w:pPr>
+      <w:rPr>
+        <w:rFonts w:hint="default"/>
+      </w:rPr>
+    </w:lvl>
+    <w:lvl w:ilvl="4">
+      <w:start w:val="1"/>
+      <w:numFmt w:val="lowerLetter"/>
+      <w:lvlText w:val="(%5)"/>
+      <w:lvlJc w:val="left"/>
+      <w:pPr>
+        <w:ind w:left="1800" w:hanging="360"/>
+      </w:pPr>
+      <w:rPr>
+        <w:rFonts w:hint="default"/>
+      </w:rPr>
+    </w:lvl>
+    <w:lvl w:ilvl="5">
+      <w:start w:val="1"/>
+      <w:numFmt w:val="lowerRoman"/>
+      <w:lvlText w:val="(%6)"/>
+      <w:lvlJc w:val="left"/>
+      <w:pPr>
+        <w:ind w:left="2160" w:hanging="360"/>
+      </w:pPr>
+      <w:rPr>
+        <w:rFonts w:hint="default"/>
+      </w:rPr>
+    </w:lvl>
+    <w:lvl w:ilvl="6">
+      <w:start w:val="1"/>
+      <w:numFmt w:val="decimal"/>
+      <w:lvlText w:val="%7."/>
+      <w:lvlJc w:val="left"/>
+      <w:pPr>
+        <w:ind w:left="2520" w:hanging="360"/>
+      </w:pPr>
+      <w:rPr>
+        <w:rFonts w:hint="default"/>
+      </w:rPr>
+    </w:lvl>
+    <w:lvl w:ilvl="7">
+      <w:start w:val="1"/>
+      <w:numFmt w:val="lowerLetter"/>
+      <w:lvlText w:val="%8."/>
+      <w:lvlJc w:val="left"/>
+      <w:pPr>
+        <w:ind w:left="2880" w:hanging="360"/>
+      </w:pPr>
+      <w:rPr>
+        <w:rFonts w:hint="default"/>
+      </w:rPr>
+    </w:lvl>
+    <w:lvl w:ilvl="8">
+      <w:start w:val="1"/>
+      <w:numFmt w:val="lowerRoman"/>
+      <w:lvlText w:val="%9."/>
+      <w:lvlJc w:val="left"/>
+      <w:pPr>
+        <w:ind w:left="3240" w:hanging="360"/>
+      </w:pPr>
+      <w:rPr>
+        <w:rFonts w:hint="default"/>
+      </w:rPr>
+    </w:lvl>
+  </w:abstractNum>
+  <w:abstractNum w:abstractNumId="26" w15:restartNumberingAfterBreak="0">
     <w:nsid w:val="73BC3BE6"/>
     <w:multiLevelType w:val="multilevel"/>
     <w:tmpl w:val="849E113E"/>
@@ -1692,64 +2110,82 @@
     <w:abstractNumId w:val="2"/>
   </w:num>
   <w:num w:numId="2" w16cid:durableId="1453983208">
-    <w:abstractNumId w:val="12"/>
+    <w:abstractNumId w:val="14"/>
   </w:num>
   <w:num w:numId="3" w16cid:durableId="393048615">
-    <w:abstractNumId w:val="7"/>
+    <w:abstractNumId w:val="8"/>
   </w:num>
   <w:num w:numId="4" w16cid:durableId="397634717">
     <w:abstractNumId w:val="1"/>
   </w:num>
   <w:num w:numId="5" w16cid:durableId="1307852424">
-    <w:abstractNumId w:val="8"/>
+    <w:abstractNumId w:val="9"/>
   </w:num>
   <w:num w:numId="6" w16cid:durableId="880433300">
-    <w:abstractNumId w:val="20"/>
+    <w:abstractNumId w:val="26"/>
   </w:num>
   <w:num w:numId="7" w16cid:durableId="649409426">
-    <w:abstractNumId w:val="9"/>
+    <w:abstractNumId w:val="11"/>
   </w:num>
   <w:num w:numId="8" w16cid:durableId="1712341455">
-    <w:abstractNumId w:val="14"/>
+    <w:abstractNumId w:val="17"/>
   </w:num>
   <w:num w:numId="9" w16cid:durableId="305011983">
     <w:abstractNumId w:val="0"/>
   </w:num>
   <w:num w:numId="10" w16cid:durableId="1445342882">
-    <w:abstractNumId w:val="13"/>
+    <w:abstractNumId w:val="15"/>
   </w:num>
   <w:num w:numId="11" w16cid:durableId="93525837">
-    <w:abstractNumId w:val="4"/>
+    <w:abstractNumId w:val="5"/>
   </w:num>
   <w:num w:numId="12" w16cid:durableId="555553314">
-    <w:abstractNumId w:val="18"/>
+    <w:abstractNumId w:val="21"/>
   </w:num>
   <w:num w:numId="13" w16cid:durableId="553350168">
     <w:abstractNumId w:val="3"/>
   </w:num>
   <w:num w:numId="14" w16cid:durableId="1368019668">
-    <w:abstractNumId w:val="15"/>
+    <w:abstractNumId w:val="18"/>
   </w:num>
   <w:num w:numId="15" w16cid:durableId="1627395905">
+    <w:abstractNumId w:val="19"/>
+  </w:num>
+  <w:num w:numId="16" w16cid:durableId="926885872">
+    <w:abstractNumId w:val="20"/>
+  </w:num>
+  <w:num w:numId="17" w16cid:durableId="665284929">
+    <w:abstractNumId w:val="7"/>
+  </w:num>
+  <w:num w:numId="18" w16cid:durableId="1368481072">
+    <w:abstractNumId w:val="12"/>
+  </w:num>
+  <w:num w:numId="19" w16cid:durableId="753824299">
+    <w:abstractNumId w:val="6"/>
+  </w:num>
+  <w:num w:numId="20" w16cid:durableId="1224833893">
+    <w:abstractNumId w:val="13"/>
+  </w:num>
+  <w:num w:numId="21" w16cid:durableId="669137422">
+    <w:abstractNumId w:val="22"/>
+  </w:num>
+  <w:num w:numId="22" w16cid:durableId="1477527769">
+    <w:abstractNumId w:val="24"/>
+  </w:num>
+  <w:num w:numId="23" w16cid:durableId="1587959996">
+    <w:abstractNumId w:val="23"/>
+  </w:num>
+  <w:num w:numId="24" w16cid:durableId="942303504">
     <w:abstractNumId w:val="16"/>
   </w:num>
-  <w:num w:numId="16" w16cid:durableId="926885872">
-    <w:abstractNumId w:val="17"/>
-  </w:num>
-  <w:num w:numId="17" w16cid:durableId="665284929">
-    <w:abstractNumId w:val="6"/>
-  </w:num>
-  <w:num w:numId="18" w16cid:durableId="1368481072">
+  <w:num w:numId="25" w16cid:durableId="737022387">
     <w:abstractNumId w:val="10"/>
   </w:num>
-  <w:num w:numId="19" w16cid:durableId="753824299">
-    <w:abstractNumId w:val="5"/>
+  <w:num w:numId="26" w16cid:durableId="1316842009">
+    <w:abstractNumId w:val="4"/>
   </w:num>
-  <w:num w:numId="20" w16cid:durableId="1224833893">
-    <w:abstractNumId w:val="11"/>
-  </w:num>
-  <w:num w:numId="21" w16cid:durableId="669137422">
-    <w:abstractNumId w:val="19"/>
+  <w:num w:numId="27" w16cid:durableId="1672490475">
+    <w:abstractNumId w:val="25"/>
   </w:num>
   <w:numIdMacAtCleanup w:val="11"/>
 </w:numbering>

--- a/СА, практические работы/СА, п.р., вопросы/Системный анализ, п.р. 4, вопросы.docx
+++ b/СА, практические работы/СА, п.р., вопросы/Системный анализ, п.р. 4, вопросы.docx
@@ -401,27 +401,22 @@
                     <m:ctrlPr>
                       <w:rPr>
                         <w:rFonts w:ascii="Cambria Math" w:hAnsi="Cambria Math"/>
+                        <w:i/>
                         <w:lang w:val="en-US"/>
                       </w:rPr>
                     </m:ctrlPr>
                   </m:sSubPr>
                   <m:e>
                     <m:r>
-                      <m:rPr>
-                        <m:sty m:val="p"/>
-                      </m:rPr>
                       <w:rPr>
                         <w:rFonts w:ascii="Cambria Math" w:hAnsi="Cambria Math"/>
                         <w:lang w:val="en-US"/>
                       </w:rPr>
-                      <m:t>Φ</m:t>
+                      <m:t>Ф</m:t>
                     </m:r>
                   </m:e>
                   <m:sub>
                     <m:r>
-                      <m:rPr>
-                        <m:sty m:val="p"/>
-                      </m:rPr>
                       <w:rPr>
                         <w:rFonts w:ascii="Cambria Math" w:hAnsi="Cambria Math"/>
                         <w:lang w:val="en-US"/>
@@ -433,6 +428,7 @@
                 <m:r>
                   <w:rPr>
                     <w:rFonts w:ascii="Cambria Math" w:hAnsi="Cambria Math"/>
+                    <w:lang w:val="en-US"/>
                   </w:rPr>
                   <m:t>,</m:t>
                 </m:r>
@@ -718,6 +714,25 @@
       </w:pPr>
       <w:r>
         <w:t>формальные</w:t>
+      </w:r>
+      <w:r>
+        <w:rPr>
+          <w:lang w:val="en-US"/>
+        </w:rPr>
+        <w:t xml:space="preserve"> (</w:t>
+      </w:r>
+      <w:r>
+        <w:rPr>
+          <w:i/>
+          <w:iCs/>
+        </w:rPr>
+        <w:t>паспорт, ИНН</w:t>
+      </w:r>
+      <w:r>
+        <w:rPr>
+          <w:lang w:val="en-US"/>
+        </w:rPr>
+        <w:t>)</w:t>
       </w:r>
       <w:r>
         <w:rPr>

--- a/СА, практические работы/СА, п.р., вопросы/Системный анализ, п.р. 4, вопросы.docx
+++ b/СА, практические работы/СА, п.р., вопросы/Системный анализ, п.р. 4, вопросы.docx
@@ -410,7 +410,6 @@
                     <m:r>
                       <w:rPr>
                         <w:rFonts w:ascii="Cambria Math" w:hAnsi="Cambria Math"/>
-                        <w:lang w:val="en-US"/>
                       </w:rPr>
                       <m:t>Ф</m:t>
                     </m:r>
@@ -428,7 +427,6 @@
                 <m:r>
                   <w:rPr>
                     <w:rFonts w:ascii="Cambria Math" w:hAnsi="Cambria Math"/>
-                    <w:lang w:val="en-US"/>
                   </w:rPr>
                   <m:t>,</m:t>
                 </m:r>
@@ -1484,7 +1482,118 @@
         </w:numPr>
       </w:pPr>
       <w:r>
-        <w:t>разрушительные.</w:t>
+        <w:t>разрушительные</w:t>
+      </w:r>
+      <w:r>
+        <w:rPr>
+          <w:lang w:val="en-US"/>
+        </w:rPr>
+        <w:t>.</w:t>
+      </w:r>
+    </w:p>
+    <w:p>
+      <w:pPr>
+        <w:pStyle w:val="aa"/>
+        <w:numPr>
+          <w:ilvl w:val="0"/>
+          <w:numId w:val="25"/>
+        </w:numPr>
+      </w:pPr>
+      <w:r>
+        <w:t>По степени сложности</w:t>
+      </w:r>
+      <w:r>
+        <w:rPr>
+          <w:lang w:val="en-US"/>
+        </w:rPr>
+        <w:t>.</w:t>
+      </w:r>
+    </w:p>
+    <w:p>
+      <w:pPr>
+        <w:pStyle w:val="aa"/>
+        <w:numPr>
+          <w:ilvl w:val="0"/>
+          <w:numId w:val="25"/>
+        </w:numPr>
+      </w:pPr>
+      <w:r>
+        <w:t>По виду структур.</w:t>
+      </w:r>
+    </w:p>
+    <w:p>
+      <w:pPr>
+        <w:pStyle w:val="aa"/>
+        <w:numPr>
+          <w:ilvl w:val="0"/>
+          <w:numId w:val="25"/>
+        </w:numPr>
+      </w:pPr>
+      <w:r>
+        <w:t>По выполняемым функциям.</w:t>
+      </w:r>
+    </w:p>
+    <w:p>
+      <w:pPr>
+        <w:pStyle w:val="aa"/>
+        <w:numPr>
+          <w:ilvl w:val="0"/>
+          <w:numId w:val="25"/>
+        </w:numPr>
+      </w:pPr>
+      <w:r>
+        <w:t>П</w:t>
+      </w:r>
+      <w:r>
+        <w:t>о степени взаимодействия с внешней средой</w:t>
+      </w:r>
+      <w:r>
+        <w:t xml:space="preserve"> (</w:t>
+      </w:r>
+      <w:r>
+        <w:t>смотри «вопрос 6»</w:t>
+      </w:r>
+      <w:r>
+        <w:t>).</w:t>
+      </w:r>
+    </w:p>
+    <w:p>
+      <w:pPr>
+        <w:pStyle w:val="aa"/>
+        <w:numPr>
+          <w:ilvl w:val="0"/>
+          <w:numId w:val="25"/>
+        </w:numPr>
+      </w:pPr>
+      <w:r>
+        <w:t>П</w:t>
+      </w:r>
+      <w:r>
+        <w:t>о степени динамичности</w:t>
+      </w:r>
+      <w:r>
+        <w:t>.</w:t>
+      </w:r>
+      <w:r>
+        <w:t xml:space="preserve"> </w:t>
+      </w:r>
+    </w:p>
+    <w:p>
+      <w:pPr>
+        <w:pStyle w:val="aa"/>
+        <w:numPr>
+          <w:ilvl w:val="0"/>
+          <w:numId w:val="25"/>
+        </w:numPr>
+      </w:pPr>
+      <w:r>
+        <w:t>П</w:t>
+      </w:r>
+      <w:r>
+        <w:t>о степени разнородности элементов</w:t>
+      </w:r>
+      <w:r>
+        <w:t>.</w:t>
       </w:r>
     </w:p>
     <w:sectPr>
@@ -2816,7 +2925,6 @@
   <w:style w:type="character" w:default="1" w:styleId="a3">
     <w:name w:val="Default Paragraph Font"/>
     <w:uiPriority w:val="1"/>
-    <w:semiHidden/>
     <w:unhideWhenUsed/>
   </w:style>
   <w:style w:type="table" w:default="1" w:styleId="a4">
